--- a/docs/pcaptool逐行手册.docx
+++ b/docs/pcaptool逐行手册.docx
@@ -245,6 +245,58 @@
     </w:p>
     <w:p>
       <w:pPr>
+        <w:jc w:val="center"/>
+      </w:pPr>
+      <w:r>
+        <w:drawing>
+          <wp:inline xmlns:a="http://schemas.openxmlformats.org/drawingml/2006/main" xmlns:pic="http://schemas.openxmlformats.org/drawingml/2006/picture">
+            <wp:extent cx="5220000" cy="3859959"/>
+            <wp:docPr id="1" name="Picture 1"/>
+            <wp:cNvGraphicFramePr>
+              <a:graphicFrameLocks noChangeAspect="1"/>
+            </wp:cNvGraphicFramePr>
+            <a:graphic>
+              <a:graphicData uri="http://schemas.openxmlformats.org/drawingml/2006/picture">
+                <pic:pic>
+                  <pic:nvPicPr>
+                    <pic:cNvPr id="0" name="d06_pipeline.png"/>
+                    <pic:cNvPicPr/>
+                  </pic:nvPicPr>
+                  <pic:blipFill>
+                    <a:blip r:embed="rId10"/>
+                    <a:stretch>
+                      <a:fillRect/>
+                    </a:stretch>
+                  </pic:blipFill>
+                  <pic:spPr>
+                    <a:xfrm>
+                      <a:off x="0" y="0"/>
+                      <a:ext cx="5220000" cy="3859959"/>
+                    </a:xfrm>
+                    <a:prstGeom prst="rect"/>
+                  </pic:spPr>
+                </pic:pic>
+              </a:graphicData>
+            </a:graphic>
+          </wp:inline>
+        </w:drawing>
+      </w:r>
+    </w:p>
+    <w:p>
+      <w:pPr>
+        <w:jc w:val="center"/>
+      </w:pPr>
+      <w:r>
+        <w:rPr>
+          <w:i/>
+          <w:color w:val="6B6B6B"/>
+          <w:sz w:val="19"/>
+        </w:rPr>
+        <w:t>先看流程总览：每个包都要走这条流水线——后面逐行讲的，就是流水线上每个零件的细节</w:t>
+      </w:r>
+    </w:p>
+    <w:p>
+      <w:pPr>
         <w:pStyle w:val="Heading2"/>
       </w:pPr>
       <w:r>
@@ -17106,26 +17158,26 @@
     </w:p>
     <w:p>
       <w:r>
-        <w:t>注释：作用——重新生成三份 Word 文档（学习笔记 + 完全教程 + 逐行手册）。</w:t>
-      </w:r>
-    </w:p>
-    <w:p>
-      <w:pPr>
-        <w:spacing w:before="60" w:after="140" w:line="300" w:lineRule="auto"/>
-        <w:ind w:left="198"/>
-        <w:shd w:val="clear" w:color="auto" w:fill="F4F6F8"/>
-      </w:pPr>
-      <w:r>
-        <w:rPr>
-          <w:rFonts w:ascii="Consolas" w:hAnsi="Consolas" w:eastAsia="Microsoft YaHei"/>
-          <w:sz w:val="18"/>
-        </w:rPr>
-        <w:t>第 5 行 │ REM        并各复制一份到桌面（随时打开就能看）。</w:t>
-      </w:r>
-    </w:p>
-    <w:p>
-      <w:r>
-        <w:t>注释：并各复制一份到桌面（随时打开就能看）。</w:t>
+        <w:t>注释：作用——重新生成三份 Word 文档（学习笔记 + 完全教程 + 逐行手册），</w:t>
+      </w:r>
+    </w:p>
+    <w:p>
+      <w:pPr>
+        <w:spacing w:before="60" w:after="140" w:line="300" w:lineRule="auto"/>
+        <w:ind w:left="198"/>
+        <w:shd w:val="clear" w:color="auto" w:fill="F4F6F8"/>
+      </w:pPr>
+      <w:r>
+        <w:rPr>
+          <w:rFonts w:ascii="Consolas" w:hAnsi="Consolas" w:eastAsia="Microsoft YaHei"/>
+          <w:sz w:val="18"/>
+        </w:rPr>
+        <w:t>第 5 行 │ REM        导出 PDF 版，全部放进桌面的「pcaptool文档」文件夹。</w:t>
+      </w:r>
+    </w:p>
+    <w:p>
+      <w:r>
+        <w:t>注释：导出 PDF 版，全部放进桌面的「pcaptool文档」文件夹。</w:t>
       </w:r>
     </w:p>
     <w:p>
@@ -17201,78 +17253,135 @@
     </w:p>
     <w:p>
       <w:r>
-        <w:t>核心一行：调用 WSL 里的 bash，进项目目录，依次运行三个「生成文档」的 Python 脚本（学习笔记、完全教程、逐行手册）。&amp;&amp; 表示前一个成功才跑下一个。</w:t>
-      </w:r>
-    </w:p>
-    <w:p>
-      <w:pPr>
-        <w:spacing w:before="60" w:after="140" w:line="300" w:lineRule="auto"/>
-        <w:ind w:left="198"/>
-        <w:shd w:val="clear" w:color="auto" w:fill="F4F6F8"/>
-      </w:pPr>
-      <w:r>
-        <w:rPr>
-          <w:rFonts w:ascii="Consolas" w:hAnsi="Consolas" w:eastAsia="Microsoft YaHei"/>
-          <w:sz w:val="18"/>
-        </w:rPr>
-        <w:t>第 12 行 │ copy /y "docs\pcaptool学习笔记.docx" "%USERPROFILE%\Desktop\pcaptool学习笔记.docx" &gt;nul</w:t>
-      </w:r>
-    </w:p>
-    <w:p>
-      <w:r>
-        <w:t>把仓库里的《学习笔记》复制一份到桌面（/y = 覆盖时不再询问；&gt;nul = 不显示「已复制」的废话）。</w:t>
-      </w:r>
-    </w:p>
-    <w:p>
-      <w:pPr>
-        <w:spacing w:before="60" w:after="140" w:line="300" w:lineRule="auto"/>
-        <w:ind w:left="198"/>
-        <w:shd w:val="clear" w:color="auto" w:fill="F4F6F8"/>
-      </w:pPr>
-      <w:r>
-        <w:rPr>
-          <w:rFonts w:ascii="Consolas" w:hAnsi="Consolas" w:eastAsia="Microsoft YaHei"/>
-          <w:sz w:val="18"/>
-        </w:rPr>
-        <w:t>第 13 行 │ copy /y "docs\pcaptool完全教程.docx" "%USERPROFILE%\Desktop\pcaptool完全教程.docx" &gt;nul</w:t>
-      </w:r>
-    </w:p>
-    <w:p>
-      <w:r>
-        <w:t>同样复制《完全教程》到桌面。</w:t>
-      </w:r>
-    </w:p>
-    <w:p>
-      <w:pPr>
-        <w:spacing w:before="60" w:after="140" w:line="300" w:lineRule="auto"/>
-        <w:ind w:left="198"/>
-        <w:shd w:val="clear" w:color="auto" w:fill="F4F6F8"/>
-      </w:pPr>
-      <w:r>
-        <w:rPr>
-          <w:rFonts w:ascii="Consolas" w:hAnsi="Consolas" w:eastAsia="Microsoft YaHei"/>
-          <w:sz w:val="18"/>
-        </w:rPr>
-        <w:t>第 14 行 │ copy /y "docs\pcaptool逐行手册.docx" "%USERPROFILE%\Desktop\pcaptool逐行手册.docx" &gt;nul</w:t>
-      </w:r>
-    </w:p>
-    <w:p>
-      <w:r>
-        <w:t>同样复制《逐行手册》到桌面。</w:t>
-      </w:r>
-    </w:p>
-    <w:p>
-      <w:pPr>
-        <w:spacing w:before="60" w:after="140" w:line="300" w:lineRule="auto"/>
-        <w:ind w:left="198"/>
-        <w:shd w:val="clear" w:color="auto" w:fill="F4F6F8"/>
-      </w:pPr>
-      <w:r>
-        <w:rPr>
-          <w:rFonts w:ascii="Consolas" w:hAnsi="Consolas" w:eastAsia="Microsoft YaHei"/>
-          <w:sz w:val="18"/>
-        </w:rPr>
-        <w:t>第 15 行 │ echo.</w:t>
+        <w:t>核心一行：调用 WSL 里的 bash，进项目目录，依次运行三个「生成文档」的 Python 脚本。&amp;&amp; 表示前一个成功才跑下一个。</w:t>
+      </w:r>
+    </w:p>
+    <w:p>
+      <w:pPr>
+        <w:spacing w:before="60" w:after="140" w:line="300" w:lineRule="auto"/>
+        <w:ind w:left="198"/>
+        <w:shd w:val="clear" w:color="auto" w:fill="F4F6F8"/>
+      </w:pPr>
+      <w:r>
+        <w:rPr>
+          <w:rFonts w:ascii="Consolas" w:hAnsi="Consolas" w:eastAsia="Microsoft YaHei"/>
+          <w:sz w:val="18"/>
+        </w:rPr>
+        <w:t>第 12 行 │ set DOCDIR=%USERPROFILE%\Desktop\pcaptool文档</w:t>
+      </w:r>
+    </w:p>
+    <w:p>
+      <w:r>
+        <w:t>set DOCDIR=...：把「桌面\pcaptool文档」这个路径存进变量 DOCDIR，后面重复引用它。</w:t>
+      </w:r>
+    </w:p>
+    <w:p>
+      <w:pPr>
+        <w:spacing w:before="60" w:after="140" w:line="300" w:lineRule="auto"/>
+        <w:ind w:left="198"/>
+        <w:shd w:val="clear" w:color="auto" w:fill="F4F6F8"/>
+      </w:pPr>
+      <w:r>
+        <w:rPr>
+          <w:rFonts w:ascii="Consolas" w:hAnsi="Consolas" w:eastAsia="Microsoft YaHei"/>
+          <w:sz w:val="18"/>
+        </w:rPr>
+        <w:t>第 13 行 │ if not exist "%DOCDIR%" mkdir "%DOCDIR%"</w:t>
+      </w:r>
+    </w:p>
+    <w:p>
+      <w:r>
+        <w:t>if not exist ... mkdir：文件夹不存在就先创建（存在就不动，安全）。</w:t>
+      </w:r>
+    </w:p>
+    <w:p>
+      <w:pPr>
+        <w:spacing w:before="60" w:after="140" w:line="300" w:lineRule="auto"/>
+        <w:ind w:left="198"/>
+        <w:shd w:val="clear" w:color="auto" w:fill="F4F6F8"/>
+      </w:pPr>
+      <w:r>
+        <w:rPr>
+          <w:rFonts w:ascii="Consolas" w:hAnsi="Consolas" w:eastAsia="Microsoft YaHei"/>
+          <w:sz w:val="18"/>
+        </w:rPr>
+        <w:t>第 15 行 │ copy /y "docs\pcaptool学习笔记.docx" "%DOCDIR%\pcaptool学习笔记.docx" &gt;nul</w:t>
+      </w:r>
+    </w:p>
+    <w:p>
+      <w:r>
+        <w:t>把仓库里的《学习笔记》复制进文档文件夹（/y 覆盖不询问；&gt;nul 不打印废话）。</w:t>
+      </w:r>
+    </w:p>
+    <w:p>
+      <w:pPr>
+        <w:spacing w:before="60" w:after="140" w:line="300" w:lineRule="auto"/>
+        <w:ind w:left="198"/>
+        <w:shd w:val="clear" w:color="auto" w:fill="F4F6F8"/>
+      </w:pPr>
+      <w:r>
+        <w:rPr>
+          <w:rFonts w:ascii="Consolas" w:hAnsi="Consolas" w:eastAsia="Microsoft YaHei"/>
+          <w:sz w:val="18"/>
+        </w:rPr>
+        <w:t>第 16 行 │ copy /y "docs\pcaptool完全教程.docx" "%DOCDIR%\pcaptool完全教程.docx" &gt;nul</w:t>
+      </w:r>
+    </w:p>
+    <w:p>
+      <w:r>
+        <w:t>同样复制《完全教程》。</w:t>
+      </w:r>
+    </w:p>
+    <w:p>
+      <w:pPr>
+        <w:spacing w:before="60" w:after="140" w:line="300" w:lineRule="auto"/>
+        <w:ind w:left="198"/>
+        <w:shd w:val="clear" w:color="auto" w:fill="F4F6F8"/>
+      </w:pPr>
+      <w:r>
+        <w:rPr>
+          <w:rFonts w:ascii="Consolas" w:hAnsi="Consolas" w:eastAsia="Microsoft YaHei"/>
+          <w:sz w:val="18"/>
+        </w:rPr>
+        <w:t>第 17 行 │ copy /y "docs\pcaptool逐行手册.docx" "%DOCDIR%\pcaptool逐行手册.docx" &gt;nul</w:t>
+      </w:r>
+    </w:p>
+    <w:p>
+      <w:r>
+        <w:t>同样复制《逐行手册》。</w:t>
+      </w:r>
+    </w:p>
+    <w:p>
+      <w:pPr>
+        <w:spacing w:before="60" w:after="140" w:line="300" w:lineRule="auto"/>
+        <w:ind w:left="198"/>
+        <w:shd w:val="clear" w:color="auto" w:fill="F4F6F8"/>
+      </w:pPr>
+      <w:r>
+        <w:rPr>
+          <w:rFonts w:ascii="Consolas" w:hAnsi="Consolas" w:eastAsia="Microsoft YaHei"/>
+          <w:sz w:val="18"/>
+        </w:rPr>
+        <w:t>第 19 行 │ powershell -NoProfile -ExecutionPolicy Bypass -File "tools\export_pdf.ps1" -SrcDir "docs" -OutDir "%DOCDIR%"</w:t>
+      </w:r>
+    </w:p>
+    <w:p>
+      <w:r>
+        <w:t>调用 PowerShell 脚本 export_pdf.ps1：把 docs 里的三份 Word 自动导出成 PDF，放进同一个文件夹。</w:t>
+      </w:r>
+    </w:p>
+    <w:p>
+      <w:pPr>
+        <w:spacing w:before="60" w:after="140" w:line="300" w:lineRule="auto"/>
+        <w:ind w:left="198"/>
+        <w:shd w:val="clear" w:color="auto" w:fill="F4F6F8"/>
+      </w:pPr>
+      <w:r>
+        <w:rPr>
+          <w:rFonts w:ascii="Consolas" w:hAnsi="Consolas" w:eastAsia="Microsoft YaHei"/>
+          <w:sz w:val="18"/>
+        </w:rPr>
+        <w:t>第 20 行 │ echo.</w:t>
       </w:r>
     </w:p>
     <w:p>
@@ -17291,26 +17400,26 @@
           <w:rFonts w:ascii="Consolas" w:hAnsi="Consolas" w:eastAsia="Microsoft YaHei"/>
           <w:sz w:val="18"/>
         </w:rPr>
-        <w:t>第 16 行 │ echo 已更新 docs\ 下三份文档（并复制到桌面）</w:t>
-      </w:r>
-    </w:p>
-    <w:p>
-      <w:r>
-        <w:t>提示「已更新 docs\ 下三份文档（并复制到桌面）」。</w:t>
-      </w:r>
-    </w:p>
-    <w:p>
-      <w:pPr>
-        <w:spacing w:before="60" w:after="140" w:line="300" w:lineRule="auto"/>
-        <w:ind w:left="198"/>
-        <w:shd w:val="clear" w:color="auto" w:fill="F4F6F8"/>
-      </w:pPr>
-      <w:r>
-        <w:rPr>
-          <w:rFonts w:ascii="Consolas" w:hAnsi="Consolas" w:eastAsia="Microsoft YaHei"/>
-          <w:sz w:val="18"/>
-        </w:rPr>
-        <w:t>第 17 行 │ pause</w:t>
+        <w:t>第 21 行 │ echo 已更新「pcaptool文档」文件夹（3 份 Word + 3 份 PDF）</w:t>
+      </w:r>
+    </w:p>
+    <w:p>
+      <w:r>
+        <w:t>提示「已更新「pcaptool文档」文件夹（3 份 Word + 3 份 PDF）」。</w:t>
+      </w:r>
+    </w:p>
+    <w:p>
+      <w:pPr>
+        <w:spacing w:before="60" w:after="140" w:line="300" w:lineRule="auto"/>
+        <w:ind w:left="198"/>
+        <w:shd w:val="clear" w:color="auto" w:fill="F4F6F8"/>
+      </w:pPr>
+      <w:r>
+        <w:rPr>
+          <w:rFonts w:ascii="Consolas" w:hAnsi="Consolas" w:eastAsia="Microsoft YaHei"/>
+          <w:sz w:val="18"/>
+        </w:rPr>
+        <w:t>第 22 行 │ pause</w:t>
       </w:r>
     </w:p>
     <w:p>
